--- a/CreditDerivatives/Risky Bond Pricer 평가로직 설명서.docx
+++ b/CreditDerivatives/Risky Bond Pricer 평가로직 설명서.docx
@@ -1,6 +1,6 @@
 
 <file path=word/document.xml><?xml version="1.0" encoding="utf-8"?>
-<w:document xmlns:wpc="http://schemas.microsoft.com/office/word/2010/wordprocessingCanvas" xmlns:cx="http://schemas.microsoft.com/office/drawing/2014/chartex" xmlns:cx1="http://schemas.microsoft.com/office/drawing/2015/9/8/chartex" xmlns:mc="http://schemas.openxmlformats.org/markup-compatibility/2006" xmlns:o="urn:schemas-microsoft-com:office:office" xmlns:r="http://schemas.openxmlformats.org/officeDocument/2006/relationships" xmlns:m="http://schemas.openxmlformats.org/officeDocument/2006/math" xmlns:v="urn:schemas-microsoft-com:vml" xmlns:wp14="http://schemas.microsoft.com/office/word/2010/wordprocessingDrawing" xmlns:wp="http://schemas.openxmlformats.org/drawingml/2006/wordprocessingDrawing" xmlns:w10="urn:schemas-microsoft-com:office:word" xmlns:w="http://schemas.openxmlformats.org/wordprocessingml/2006/main" xmlns:w14="http://schemas.microsoft.com/office/word/2010/wordml" xmlns:w15="http://schemas.microsoft.com/office/word/2012/wordml" xmlns:w16se="http://schemas.microsoft.com/office/word/2015/wordml/symex" xmlns:wpg="http://schemas.microsoft.com/office/word/2010/wordprocessingGroup" xmlns:wpi="http://schemas.microsoft.com/office/word/2010/wordprocessingInk" xmlns:wne="http://schemas.microsoft.com/office/word/2006/wordml" xmlns:wps="http://schemas.microsoft.com/office/word/2010/wordprocessingShape" mc:Ignorable="w14 w15 w16se wp14">
+<w:document xmlns:wpc="http://schemas.microsoft.com/office/word/2010/wordprocessingCanvas" xmlns:cx="http://schemas.microsoft.com/office/drawing/2014/chartex" xmlns:mc="http://schemas.openxmlformats.org/markup-compatibility/2006" xmlns:o="urn:schemas-microsoft-com:office:office" xmlns:r="http://schemas.openxmlformats.org/officeDocument/2006/relationships" xmlns:m="http://schemas.openxmlformats.org/officeDocument/2006/math" xmlns:v="urn:schemas-microsoft-com:vml" xmlns:wp14="http://schemas.microsoft.com/office/word/2010/wordprocessingDrawing" xmlns:wp="http://schemas.openxmlformats.org/drawingml/2006/wordprocessingDrawing" xmlns:w10="urn:schemas-microsoft-com:office:word" xmlns:w="http://schemas.openxmlformats.org/wordprocessingml/2006/main" xmlns:w14="http://schemas.microsoft.com/office/word/2010/wordml" xmlns:w15="http://schemas.microsoft.com/office/word/2012/wordml" xmlns:w16se="http://schemas.microsoft.com/office/word/2015/wordml/symex" xmlns:wpg="http://schemas.microsoft.com/office/word/2010/wordprocessingGroup" xmlns:wpi="http://schemas.microsoft.com/office/word/2010/wordprocessingInk" xmlns:wne="http://schemas.microsoft.com/office/word/2006/wordml" xmlns:wps="http://schemas.microsoft.com/office/word/2010/wordprocessingShape" mc:Ignorable="w14 w15 w16se wp14">
   <w:body>
     <w:p>
       <w:pPr>
@@ -638,9 +638,6 @@
       <w:pPr>
         <w:pStyle w:val="a3"/>
         <w:ind w:leftChars="0" w:left="760"/>
-        <w:rPr>
-          <w:rFonts w:hint="eastAsia"/>
-        </w:rPr>
       </w:pPr>
     </w:p>
     <w:p>
@@ -666,8 +663,6 @@
         </w:rPr>
         <w:t xml:space="preserve"> 없는 Risky Zero Coupon Bond</w:t>
       </w:r>
-      <w:bookmarkStart w:id="0" w:name="_GoBack"/>
-      <w:bookmarkEnd w:id="0"/>
     </w:p>
     <w:p>
       <w:pPr>
@@ -1612,9 +1607,6 @@
       <w:pPr>
         <w:pStyle w:val="a3"/>
         <w:ind w:leftChars="0" w:left="760"/>
-        <w:rPr>
-          <w:rFonts w:hint="eastAsia"/>
-        </w:rPr>
       </w:pPr>
     </w:p>
     <w:p>
@@ -2639,9 +2631,6 @@
       <w:pPr>
         <w:pStyle w:val="a3"/>
         <w:ind w:leftChars="0" w:left="760"/>
-        <w:rPr>
-          <w:rFonts w:hint="eastAsia"/>
-        </w:rPr>
       </w:pPr>
     </w:p>
     <w:p>
@@ -2864,9 +2853,6 @@
       <w:pPr>
         <w:pStyle w:val="a3"/>
         <w:ind w:leftChars="0" w:left="760"/>
-        <w:rPr>
-          <w:rFonts w:hint="eastAsia"/>
-        </w:rPr>
       </w:pPr>
     </w:p>
     <w:p>
@@ -3153,9 +3139,6 @@
       <w:pPr>
         <w:pStyle w:val="a3"/>
         <w:ind w:leftChars="0" w:left="760"/>
-        <w:rPr>
-          <w:rFonts w:hint="eastAsia"/>
-        </w:rPr>
       </w:pPr>
       <w:r>
         <w:rPr>
@@ -3190,10 +3173,9 @@
           <w:numId w:val="1"/>
         </w:numPr>
         <w:ind w:leftChars="0"/>
-        <w:rPr>
-          <w:rFonts w:hint="eastAsia"/>
-        </w:rPr>
       </w:pPr>
+      <w:bookmarkStart w:id="0" w:name="_GoBack"/>
+      <w:bookmarkEnd w:id="0"/>
     </w:p>
     <w:sectPr>
       <w:pgSz w:w="11906" w:h="16838"/>
@@ -3206,7 +3188,7 @@
 </file>
 
 <file path=word/numbering.xml><?xml version="1.0" encoding="utf-8"?>
-<w:numbering xmlns:wpc="http://schemas.microsoft.com/office/word/2010/wordprocessingCanvas" xmlns:cx="http://schemas.microsoft.com/office/drawing/2014/chartex" xmlns:cx1="http://schemas.microsoft.com/office/drawing/2015/9/8/chartex" xmlns:mc="http://schemas.openxmlformats.org/markup-compatibility/2006" xmlns:o="urn:schemas-microsoft-com:office:office" xmlns:r="http://schemas.openxmlformats.org/officeDocument/2006/relationships" xmlns:m="http://schemas.openxmlformats.org/officeDocument/2006/math" xmlns:v="urn:schemas-microsoft-com:vml" xmlns:wp14="http://schemas.microsoft.com/office/word/2010/wordprocessingDrawing" xmlns:wp="http://schemas.openxmlformats.org/drawingml/2006/wordprocessingDrawing" xmlns:w10="urn:schemas-microsoft-com:office:word" xmlns:w="http://schemas.openxmlformats.org/wordprocessingml/2006/main" xmlns:w14="http://schemas.microsoft.com/office/word/2010/wordml" xmlns:w15="http://schemas.microsoft.com/office/word/2012/wordml" xmlns:w16se="http://schemas.microsoft.com/office/word/2015/wordml/symex" xmlns:wpg="http://schemas.microsoft.com/office/word/2010/wordprocessingGroup" xmlns:wpi="http://schemas.microsoft.com/office/word/2010/wordprocessingInk" xmlns:wne="http://schemas.microsoft.com/office/word/2006/wordml" xmlns:wps="http://schemas.microsoft.com/office/word/2010/wordprocessingShape" mc:Ignorable="w14 w15 w16se wp14">
+<w:numbering xmlns:wpc="http://schemas.microsoft.com/office/word/2010/wordprocessingCanvas" xmlns:cx="http://schemas.microsoft.com/office/drawing/2014/chartex" xmlns:mc="http://schemas.openxmlformats.org/markup-compatibility/2006" xmlns:o="urn:schemas-microsoft-com:office:office" xmlns:r="http://schemas.openxmlformats.org/officeDocument/2006/relationships" xmlns:m="http://schemas.openxmlformats.org/officeDocument/2006/math" xmlns:v="urn:schemas-microsoft-com:vml" xmlns:wp14="http://schemas.microsoft.com/office/word/2010/wordprocessingDrawing" xmlns:wp="http://schemas.openxmlformats.org/drawingml/2006/wordprocessingDrawing" xmlns:w10="urn:schemas-microsoft-com:office:word" xmlns:w="http://schemas.openxmlformats.org/wordprocessingml/2006/main" xmlns:w14="http://schemas.microsoft.com/office/word/2010/wordml" xmlns:w15="http://schemas.microsoft.com/office/word/2012/wordml" xmlns:w16se="http://schemas.microsoft.com/office/word/2015/wordml/symex" xmlns:wpg="http://schemas.microsoft.com/office/word/2010/wordprocessingGroup" xmlns:wpi="http://schemas.microsoft.com/office/word/2010/wordprocessingInk" xmlns:wne="http://schemas.microsoft.com/office/word/2006/wordml" xmlns:wps="http://schemas.microsoft.com/office/word/2010/wordprocessingShape" mc:Ignorable="w14 w15 w16se wp14">
   <w:abstractNum w:abstractNumId="0" w15:restartNumberingAfterBreak="0">
     <w:nsid w:val="74A11A4B"/>
     <w:multiLevelType w:val="hybridMultilevel"/>
@@ -3706,6 +3688,7 @@
   <w:style w:type="character" w:default="1" w:styleId="a0">
     <w:name w:val="Default Paragraph Font"/>
     <w:uiPriority w:val="1"/>
+    <w:semiHidden/>
     <w:unhideWhenUsed/>
   </w:style>
   <w:style w:type="table" w:default="1" w:styleId="a1">
@@ -3759,6 +3742,16 @@
       <w:kern w:val="0"/>
       <w:sz w:val="24"/>
       <w:szCs w:val="24"/>
+    </w:rPr>
+  </w:style>
+  <w:style w:type="character" w:styleId="a5">
+    <w:name w:val="Placeholder Text"/>
+    <w:basedOn w:val="a0"/>
+    <w:uiPriority w:val="99"/>
+    <w:semiHidden/>
+    <w:rsid w:val="00BF07CE"/>
+    <w:rPr>
+      <w:color w:val="808080"/>
     </w:rPr>
   </w:style>
 </w:styles>
